--- a/Audit/book/reference.docx
+++ b/Audit/book/reference.docx
@@ -561,6 +561,7 @@
     <w:name w:val="Normal"/>
     <w:qFormat/>
     <w:pPr>
+      <w:widowControl/>
       <w:spacing w:line="254" w:lineRule="auto" w:after="80"/>
     </w:pPr>
     <w:rPr>
@@ -573,6 +574,7 @@
     <w:link w:val="BodyTextChar"/>
     <w:qFormat/>
     <w:pPr>
+      <w:widowControl/>
       <w:spacing w:before="180" w:after="180"/>
     </w:pPr>
   </w:style>
@@ -581,12 +583,16 @@
     <w:basedOn w:val="BodyText"/>
     <w:next w:val="BodyText"/>
     <w:qFormat/>
+    <w:pPr>
+      <w:widowControl/>
+    </w:pPr>
   </w:style>
   <w:style w:type="paragraph" w:customStyle="1" w:styleId="Compact">
     <w:name w:val="Compact"/>
     <w:basedOn w:val="BodyText"/>
     <w:qFormat/>
     <w:pPr>
+      <w:widowControl/>
       <w:spacing w:before="36" w:after="36"/>
     </w:pPr>
   </w:style>
@@ -599,6 +605,9 @@
     <w:qFormat/>
     <w:rsid w:val="00A10FD9"/>
     <w:pPr>
+      <w:keepNext/>
+      <w:keepLines/>
+      <w:widowControl/>
       <w:spacing w:after="80" w:line="240" w:lineRule="auto"/>
       <w:contextualSpacing/>
       <w:jc w:val="center"/>
@@ -630,6 +639,9 @@
     <w:qFormat/>
     <w:rsid w:val="00A10FD9"/>
     <w:pPr>
+      <w:keepNext/>
+      <w:keepLines/>
+      <w:widowControl/>
       <w:numPr>
         <w:ilvl w:val="1"/>
       </w:numPr>
@@ -734,6 +746,8 @@
     <w:pPr>
       <w:keepNext/>
       <w:keepLines/>
+      <w:pageBreakBefore/>
+      <w:widowControl/>
       <w:spacing w:before="360" w:after="80"/>
       <w:outlineLvl w:val="0"/>
     </w:pPr>
@@ -757,6 +771,7 @@
     <w:pPr>
       <w:keepNext/>
       <w:keepLines/>
+      <w:widowControl/>
       <w:spacing w:before="160" w:after="80"/>
       <w:outlineLvl w:val="1"/>
     </w:pPr>
@@ -780,6 +795,7 @@
     <w:pPr>
       <w:keepNext/>
       <w:keepLines/>
+      <w:widowControl/>
       <w:spacing w:before="160" w:after="80"/>
       <w:outlineLvl w:val="2"/>
     </w:pPr>
@@ -803,6 +819,7 @@
     <w:pPr>
       <w:keepNext/>
       <w:keepLines/>
+      <w:widowControl/>
       <w:spacing w:before="80" w:after="40"/>
       <w:outlineLvl w:val="3"/>
     </w:pPr>
@@ -826,6 +843,7 @@
     <w:pPr>
       <w:keepNext/>
       <w:keepLines/>
+      <w:widowControl/>
       <w:spacing w:before="80" w:after="40"/>
       <w:outlineLvl w:val="4"/>
     </w:pPr>
@@ -847,6 +865,7 @@
     <w:pPr>
       <w:keepNext/>
       <w:keepLines/>
+      <w:widowControl/>
       <w:spacing w:before="40" w:after="0"/>
       <w:outlineLvl w:val="5"/>
     </w:pPr>
@@ -1049,6 +1068,7 @@
     <w:unhideWhenUsed/>
     <w:qFormat/>
     <w:pPr>
+      <w:widowControl/>
       <w:spacing w:before="100" w:after="100"/>
       <w:ind w:firstLine="0" w:left="480" w:right="480"/>
     </w:pPr>
@@ -1116,6 +1136,7 @@
     <w:pPr>
       <w:keepNext/>
       <w:keepLines/>
+      <w:widowControl/>
       <w:spacing w:after="0"/>
     </w:pPr>
     <w:rPr>
@@ -1131,6 +1152,9 @@
     <w:basedOn w:val="Normal"/>
     <w:link w:val="BodyTextChar"/>
     <w:pPr>
+      <w:keepNext/>
+      <w:keepLines/>
+      <w:widowControl/>
       <w:spacing w:before="0" w:after="120"/>
     </w:pPr>
     <w:rPr>
@@ -1142,11 +1166,18 @@
     <w:basedOn w:val="Caption"/>
     <w:pPr>
       <w:keepNext/>
+      <w:keepLines/>
+      <w:widowControl/>
     </w:pPr>
   </w:style>
   <w:style w:type="paragraph" w:customStyle="1" w:styleId="ImageCaption">
     <w:name w:val="Image Caption"/>
     <w:basedOn w:val="Caption"/>
+    <w:pPr>
+      <w:keepNext/>
+      <w:keepLines/>
+      <w:widowControl/>
+    </w:pPr>
   </w:style>
   <w:style w:type="paragraph" w:customStyle="1" w:styleId="Figure">
     <w:name w:val="Figure"/>
@@ -1206,6 +1237,17 @@
       <w:b w:val="0"/>
       <w:bCs w:val="0"/>
       <w:color w:val="365F91" w:themeColor="accent1" w:themeShade="BF"/>
+    </w:rPr>
+  </w:style>
+  <w:style w:type="paragraph" w:customStyle="1" w:styleId="SourceCode">
+    <w:name w:val="Source Code"/>
+    <w:pPr>
+      <w:keepLines/>
+      <w:spacing w:after="120"/>
+    </w:pPr>
+    <w:rPr>
+      <w:rFonts w:ascii="Consolas" w:hAnsi="Consolas"/>
+      <w:sz w:val="16"/>
     </w:rPr>
   </w:style>
 </w:styles>
